--- a/backend/uaf_blank_set/9-14-45-22-5001/Initial Certification /Stage 1/FR.224_Audit Team Information Form-R7&09.10.2025.docx
+++ b/backend/uaf_blank_set/9-14-45-22-5001/Initial Certification /Stage 1/FR.224_Audit Team Information Form-R7&09.10.2025.docx
@@ -5575,6 +5575,14 @@
                 <w:lang w:val="en-US"/>
               </w:rPr>
             </w:pPr>
+            <w:r>
+              <w:rPr>
+                <w:i/>
+                <w:color w:val="B4B4B4"/>
+                <w:sz w:val="16"/>
+              </w:rPr>
+              <w:t>[SIG:AUDITOR_MEMBER]</w:t>
+            </w:r>
           </w:p>
         </w:tc>
         <w:tc>

--- a/backend/uaf_blank_set/9-14-45-22-5001/Initial Certification /Stage 1/FR.224_Audit Team Information Form-R7&09.10.2025.docx
+++ b/backend/uaf_blank_set/9-14-45-22-5001/Initial Certification /Stage 1/FR.224_Audit Team Information Form-R7&09.10.2025.docx
@@ -5567,7 +5567,6 @@
               <w:tabs>
                 <w:tab w:val="left" w:pos="7590"/>
               </w:tabs>
-              <w:ind w:left="-33" w:right="-42"/>
               <w:jc w:val="center"/>
               <w:rPr>
                 <w:rFonts w:ascii="Times New Roman" w:hAnsi="Times New Roman"/>
@@ -5581,7 +5580,7 @@
                 <w:color w:val="B4B4B4"/>
                 <w:sz w:val="16"/>
               </w:rPr>
-              <w:t>[SIG:AUDITOR_MEMBER]</w:t>
+              <w:t>[SIG:ASSIGNED_AUDITOR]</w:t>
             </w:r>
           </w:p>
         </w:tc>
